--- a/resumes/Resume_Security_Analyst_RingCentral__MNC_.docx
+++ b/resumes/Resume_Security_Analyst_RingCentral__MNC_.docx
@@ -430,7 +430,7 @@
           <w:sz w:val="19"/>
           <w:szCs w:val="19"/>
         </w:rPr>
-        <w:t>Triaged 50+ weekly inventory reimbursement cases by severity and policy eligibility, following structured workflows, with 100% accuracy.</w:t>
+        <w:t>Triaged 50+ weekly inventory reimbursement cases by severity and policy eligibility, translating high-volume case review into structured investigation, escalation, and evidence documentation.</w:t>
       </w:r>
     </w:p>
     <w:p>
@@ -449,7 +449,7 @@
           <w:sz w:val="19"/>
           <w:szCs w:val="19"/>
         </w:rPr>
-        <w:t>Investigated root cause analysis on seller claims, identified policy violations and anomalous patterns, with 95% escalation accuracy to senior reviewers.</w:t>
+        <w:t>Conducted root cause analysis on seller claims, identifying policy violations and anomalous patterns for pattern review and investigation handoffs.</w:t>
       </w:r>
     </w:p>
     <w:p>
@@ -487,7 +487,7 @@
           <w:sz w:val="19"/>
           <w:szCs w:val="19"/>
         </w:rPr>
-        <w:t>Documented audit-ready case records, recording investigation findings, decisions, evidence notes, and corrective actions, with 99% compliance.</w:t>
+        <w:t>Spotted recurring fraud patterns across 200+ weekly cases and flagged repeat issues early, reducing investigation cycles before escalation.</w:t>
       </w:r>
     </w:p>
     <w:p>
@@ -607,7 +607,7 @@
           <w:sz w:val="19"/>
           <w:szCs w:val="19"/>
         </w:rPr>
-        <w:t>Developed SOAR-style detection pipeline: Python script ingests Splunk alerts, enriches with VirusTotal API, and dispatches Telegram notifications with severity classification.</w:t>
+        <w:t>Developed SOAR-style detection pipeline using Python, ingesting Splunk alerts, enriching with VirusTotal API, and dispatching Telegram notifications with severity classification.</w:t>
       </w:r>
     </w:p>
     <w:p>
@@ -626,7 +626,7 @@
           <w:sz w:val="19"/>
           <w:szCs w:val="19"/>
         </w:rPr>
-        <w:t>Converted detection logic to Sigma rules (detection-as-code) for enterprise SOCs; analyzed TCP/IP traffic in Wireshark for SYN scans, DNS tunnelling, and plaintext credential exposure.</w:t>
+        <w:t>Converted detection logic to Sigma rules (detection-as-code) for enterprise SOCs; analyzed TCP/IP in Wireshark for SYN scans, DNS tunnelling, and plaintext credential exposure.</w:t>
       </w:r>
     </w:p>
     <w:p>
